--- a/deliverables/V4-V11_SYNC/SHARED/V4-V11_COMBINED_SOURCE_MANIFEST.docx
+++ b/deliverables/V4-V11_SYNC/SHARED/V4-V11_COMBINED_SOURCE_MANIFEST.docx
@@ -68,7 +68,7 @@
         <w:rPr>
           <w:sz w:val="21"/>
         </w:rPr>
-        <w:t>Wednesday, September 16, 2026 | 1:46 PM CT</w:t>
+        <w:t>Wednesday, September 16, 2026 | 3:16 PM CT</w:t>
       </w:r>
     </w:p>
     <w:p>
@@ -1259,7 +1259,7 @@
                 <w:i w:val="0"/>
                 <w:sz w:val="17"/>
               </w:rPr>
-              <w:t>+74</w:t>
+              <w:t>+76</w:t>
             </w:r>
           </w:p>
         </w:tc>
@@ -1278,7 +1278,7 @@
                 <w:i w:val="0"/>
                 <w:sz w:val="17"/>
               </w:rPr>
-              <w:t>1,034</w:t>
+              <w:t>1,036</w:t>
             </w:r>
           </w:p>
         </w:tc>

--- a/deliverables/V4-V11_SYNC/SHARED/V4-V11_COMBINED_SOURCE_MANIFEST.docx
+++ b/deliverables/V4-V11_SYNC/SHARED/V4-V11_COMBINED_SOURCE_MANIFEST.docx
@@ -68,7 +68,7 @@
         <w:rPr>
           <w:sz w:val="21"/>
         </w:rPr>
-        <w:t>Wednesday, September 16, 2026 | 3:16 PM CT</w:t>
+        <w:t>Wednesday, September 16, 2026 | 3:21 PM CT</w:t>
       </w:r>
     </w:p>
     <w:p>

--- a/deliverables/V4-V11_SYNC/SHARED/V4-V11_COMBINED_SOURCE_MANIFEST.docx
+++ b/deliverables/V4-V11_SYNC/SHARED/V4-V11_COMBINED_SOURCE_MANIFEST.docx
@@ -68,7 +68,7 @@
         <w:rPr>
           <w:sz w:val="21"/>
         </w:rPr>
-        <w:t>Wednesday, September 16, 2026 | 3:21 PM CT</w:t>
+        <w:t>Thursday, September 17, 2026 | 8:55 AM CT</w:t>
       </w:r>
     </w:p>
     <w:p>

--- a/deliverables/V4-V11_SYNC/SHARED/V4-V11_COMBINED_SOURCE_MANIFEST.docx
+++ b/deliverables/V4-V11_SYNC/SHARED/V4-V11_COMBINED_SOURCE_MANIFEST.docx
@@ -68,7 +68,7 @@
         <w:rPr>
           <w:sz w:val="21"/>
         </w:rPr>
-        <w:t>Thursday, September 17, 2026 | 8:55 AM CT</w:t>
+        <w:t>Thursday, September 17, 2026 | 12:57 PM CT</w:t>
       </w:r>
     </w:p>
     <w:p>
@@ -1090,11 +1090,12 @@
         <w:tblLook w:firstColumn="1" w:firstRow="1" w:lastColumn="0" w:lastRow="0" w:noHBand="0" w:noVBand="1" w:val="04A0"/>
       </w:tblPr>
       <w:tblGrid>
-        <w:gridCol w:w="1930"/>
-        <w:gridCol w:w="1930"/>
-        <w:gridCol w:w="1930"/>
-        <w:gridCol w:w="1930"/>
-        <w:gridCol w:w="1930"/>
+        <w:gridCol w:w="1608"/>
+        <w:gridCol w:w="1608"/>
+        <w:gridCol w:w="1608"/>
+        <w:gridCol w:w="1608"/>
+        <w:gridCol w:w="1608"/>
+        <w:gridCol w:w="1608"/>
       </w:tblGrid>
       <w:tr>
         <w:trPr>
@@ -1102,7 +1103,7 @@
         </w:trPr>
         <w:tc>
           <w:tcPr>
-            <w:tcW w:type="dxa" w:w="1008"/>
+            <w:tcW w:type="dxa" w:w="864"/>
             <w:shd w:val="clear" w:color="auto" w:fill="F3EFE6"/>
           </w:tcPr>
           <w:p>
@@ -1117,6 +1118,69 @@
                 <w:color w:val="112345"/>
                 <w:sz w:val="17"/>
               </w:rPr>
+            </w:r>
+          </w:p>
+        </w:tc>
+        <w:tc>
+          <w:tcPr>
+            <w:tcW w:type="dxa" w:w="1296"/>
+            <w:shd w:val="clear" w:color="auto" w:fill="F3EFE6"/>
+          </w:tcPr>
+          <w:p>
+            <w:pPr>
+              <w:spacing w:before="60" w:after="60" w:line="264" w:lineRule="auto"/>
+            </w:pPr>
+            <w:r/>
+            <w:r>
+              <w:rPr>
+                <w:b/>
+                <w:i w:val="0"/>
+                <w:color w:val="112345"/>
+                <w:sz w:val="17"/>
+              </w:rPr>
+              <w:t>INTAKE</w:t>
+            </w:r>
+          </w:p>
+        </w:tc>
+        <w:tc>
+          <w:tcPr>
+            <w:tcW w:type="dxa" w:w="1728"/>
+            <w:shd w:val="clear" w:color="auto" w:fill="F3EFE6"/>
+          </w:tcPr>
+          <w:p>
+            <w:pPr>
+              <w:spacing w:before="60" w:after="60" w:line="264" w:lineRule="auto"/>
+            </w:pPr>
+            <w:r/>
+            <w:r>
+              <w:rPr>
+                <w:b/>
+                <w:i w:val="0"/>
+                <w:color w:val="112345"/>
+                <w:sz w:val="17"/>
+              </w:rPr>
+              <w:t>RESTORED INTRO</w:t>
+            </w:r>
+          </w:p>
+        </w:tc>
+        <w:tc>
+          <w:tcPr>
+            <w:tcW w:type="dxa" w:w="2016"/>
+            <w:shd w:val="clear" w:color="auto" w:fill="F3EFE6"/>
+          </w:tcPr>
+          <w:p>
+            <w:pPr>
+              <w:spacing w:before="60" w:after="60" w:line="264" w:lineRule="auto"/>
+            </w:pPr>
+            <w:r/>
+            <w:r>
+              <w:rPr>
+                <w:b/>
+                <w:i w:val="0"/>
+                <w:color w:val="112345"/>
+                <w:sz w:val="17"/>
+              </w:rPr>
+              <w:t>APPROVED HOOK DELTA</w:t>
             </w:r>
           </w:p>
         </w:tc>
@@ -1137,13 +1201,13 @@
                 <w:color w:val="112345"/>
                 <w:sz w:val="17"/>
               </w:rPr>
-              <w:t>INTAKE</w:t>
+              <w:t>RECONCILED</w:t>
             </w:r>
           </w:p>
         </w:tc>
         <w:tc>
           <w:tcPr>
-            <w:tcW w:type="dxa" w:w="2016"/>
+            <w:tcW w:type="dxa" w:w="1584"/>
             <w:shd w:val="clear" w:color="auto" w:fill="F3EFE6"/>
           </w:tcPr>
           <w:p>
@@ -1158,49 +1222,7 @@
                 <w:color w:val="112345"/>
                 <w:sz w:val="17"/>
               </w:rPr>
-              <w:t>RESTORED INTRO</w:t>
-            </w:r>
-          </w:p>
-        </w:tc>
-        <w:tc>
-          <w:tcPr>
-            <w:tcW w:type="dxa" w:w="1872"/>
-            <w:shd w:val="clear" w:color="auto" w:fill="F3EFE6"/>
-          </w:tcPr>
-          <w:p>
-            <w:pPr>
-              <w:spacing w:before="60" w:after="60" w:line="264" w:lineRule="auto"/>
-            </w:pPr>
-            <w:r/>
-            <w:r>
-              <w:rPr>
-                <w:b/>
-                <w:i w:val="0"/>
-                <w:color w:val="112345"/>
-                <w:sz w:val="17"/>
-              </w:rPr>
-              <w:t>RECONCILED</w:t>
-            </w:r>
-          </w:p>
-        </w:tc>
-        <w:tc>
-          <w:tcPr>
-            <w:tcW w:type="dxa" w:w="1296"/>
-            <w:shd w:val="clear" w:color="auto" w:fill="F3EFE6"/>
-          </w:tcPr>
-          <w:p>
-            <w:pPr>
-              <w:spacing w:before="60" w:after="60" w:line="264" w:lineRule="auto"/>
-            </w:pPr>
-            <w:r/>
-            <w:r>
-              <w:rPr>
-                <w:b/>
-                <w:i w:val="0"/>
-                <w:color w:val="112345"/>
-                <w:sz w:val="17"/>
-              </w:rPr>
-              <w:t>BLOCKS</w:t>
+              <w:t>THOUGHT BLOCKS</w:t>
             </w:r>
           </w:p>
         </w:tc>
@@ -1208,7 +1230,7 @@
       <w:tr>
         <w:tc>
           <w:tcPr>
-            <w:tcW w:type="dxa" w:w="1008"/>
+            <w:tcW w:type="dxa" w:w="864"/>
           </w:tcPr>
           <w:p>
             <w:pPr>
@@ -1227,7 +1249,7 @@
         </w:tc>
         <w:tc>
           <w:tcPr>
-            <w:tcW w:type="dxa" w:w="1584"/>
+            <w:tcW w:type="dxa" w:w="1296"/>
           </w:tcPr>
           <w:p>
             <w:pPr>
@@ -1246,6 +1268,25 @@
         </w:tc>
         <w:tc>
           <w:tcPr>
+            <w:tcW w:type="dxa" w:w="1728"/>
+          </w:tcPr>
+          <w:p>
+            <w:pPr>
+              <w:spacing w:before="60" w:after="60" w:line="264" w:lineRule="auto"/>
+            </w:pPr>
+            <w:r/>
+            <w:r>
+              <w:rPr>
+                <w:b w:val="0"/>
+                <w:i w:val="0"/>
+                <w:sz w:val="17"/>
+              </w:rPr>
+              <w:t>+74</w:t>
+            </w:r>
+          </w:p>
+        </w:tc>
+        <w:tc>
+          <w:tcPr>
             <w:tcW w:type="dxa" w:w="2016"/>
           </w:tcPr>
           <w:p>
@@ -1259,13 +1300,13 @@
                 <w:i w:val="0"/>
                 <w:sz w:val="17"/>
               </w:rPr>
-              <w:t>+76</w:t>
+              <w:t>+2</w:t>
             </w:r>
           </w:p>
         </w:tc>
         <w:tc>
           <w:tcPr>
-            <w:tcW w:type="dxa" w:w="1872"/>
+            <w:tcW w:type="dxa" w:w="1584"/>
           </w:tcPr>
           <w:p>
             <w:pPr>
@@ -1284,7 +1325,7 @@
         </w:tc>
         <w:tc>
           <w:tcPr>
-            <w:tcW w:type="dxa" w:w="1296"/>
+            <w:tcW w:type="dxa" w:w="1584"/>
           </w:tcPr>
           <w:p>
             <w:pPr>
@@ -1305,7 +1346,7 @@
       <w:tr>
         <w:tc>
           <w:tcPr>
-            <w:tcW w:type="dxa" w:w="1008"/>
+            <w:tcW w:type="dxa" w:w="864"/>
           </w:tcPr>
           <w:p>
             <w:pPr>
@@ -1324,7 +1365,7 @@
         </w:tc>
         <w:tc>
           <w:tcPr>
-            <w:tcW w:type="dxa" w:w="1584"/>
+            <w:tcW w:type="dxa" w:w="1296"/>
           </w:tcPr>
           <w:p>
             <w:pPr>
@@ -1343,7 +1384,7 @@
         </w:tc>
         <w:tc>
           <w:tcPr>
-            <w:tcW w:type="dxa" w:w="2016"/>
+            <w:tcW w:type="dxa" w:w="1728"/>
           </w:tcPr>
           <w:p>
             <w:pPr>
@@ -1362,7 +1403,26 @@
         </w:tc>
         <w:tc>
           <w:tcPr>
-            <w:tcW w:type="dxa" w:w="1872"/>
+            <w:tcW w:type="dxa" w:w="2016"/>
+          </w:tcPr>
+          <w:p>
+            <w:pPr>
+              <w:spacing w:before="60" w:after="60" w:line="264" w:lineRule="auto"/>
+            </w:pPr>
+            <w:r/>
+            <w:r>
+              <w:rPr>
+                <w:b w:val="0"/>
+                <w:i w:val="0"/>
+                <w:sz w:val="17"/>
+              </w:rPr>
+              <w:t>none</w:t>
+            </w:r>
+          </w:p>
+        </w:tc>
+        <w:tc>
+          <w:tcPr>
+            <w:tcW w:type="dxa" w:w="1584"/>
           </w:tcPr>
           <w:p>
             <w:pPr>
@@ -1381,7 +1441,7 @@
         </w:tc>
         <w:tc>
           <w:tcPr>
-            <w:tcW w:type="dxa" w:w="1296"/>
+            <w:tcW w:type="dxa" w:w="1584"/>
           </w:tcPr>
           <w:p>
             <w:pPr>
@@ -1402,7 +1462,7 @@
       <w:tr>
         <w:tc>
           <w:tcPr>
-            <w:tcW w:type="dxa" w:w="1008"/>
+            <w:tcW w:type="dxa" w:w="864"/>
           </w:tcPr>
           <w:p>
             <w:pPr>
@@ -1416,6 +1476,63 @@
                 <w:sz w:val="17"/>
               </w:rPr>
               <w:t>V6</w:t>
+            </w:r>
+          </w:p>
+        </w:tc>
+        <w:tc>
+          <w:tcPr>
+            <w:tcW w:type="dxa" w:w="1296"/>
+          </w:tcPr>
+          <w:p>
+            <w:pPr>
+              <w:spacing w:before="60" w:after="60" w:line="264" w:lineRule="auto"/>
+            </w:pPr>
+            <w:r/>
+            <w:r>
+              <w:rPr>
+                <w:b w:val="0"/>
+                <w:i w:val="0"/>
+                <w:sz w:val="17"/>
+              </w:rPr>
+              <w:t>1,096</w:t>
+            </w:r>
+          </w:p>
+        </w:tc>
+        <w:tc>
+          <w:tcPr>
+            <w:tcW w:type="dxa" w:w="1728"/>
+          </w:tcPr>
+          <w:p>
+            <w:pPr>
+              <w:spacing w:before="60" w:after="60" w:line="264" w:lineRule="auto"/>
+            </w:pPr>
+            <w:r/>
+            <w:r>
+              <w:rPr>
+                <w:b w:val="0"/>
+                <w:i w:val="0"/>
+                <w:sz w:val="17"/>
+              </w:rPr>
+              <w:t>none</w:t>
+            </w:r>
+          </w:p>
+        </w:tc>
+        <w:tc>
+          <w:tcPr>
+            <w:tcW w:type="dxa" w:w="2016"/>
+          </w:tcPr>
+          <w:p>
+            <w:pPr>
+              <w:spacing w:before="60" w:after="60" w:line="264" w:lineRule="auto"/>
+            </w:pPr>
+            <w:r/>
+            <w:r>
+              <w:rPr>
+                <w:b w:val="0"/>
+                <w:i w:val="0"/>
+                <w:sz w:val="17"/>
+              </w:rPr>
+              <w:t>none</w:t>
             </w:r>
           </w:p>
         </w:tc>
@@ -1440,45 +1557,7 @@
         </w:tc>
         <w:tc>
           <w:tcPr>
-            <w:tcW w:type="dxa" w:w="2016"/>
-          </w:tcPr>
-          <w:p>
-            <w:pPr>
-              <w:spacing w:before="60" w:after="60" w:line="264" w:lineRule="auto"/>
-            </w:pPr>
-            <w:r/>
-            <w:r>
-              <w:rPr>
-                <w:b w:val="0"/>
-                <w:i w:val="0"/>
-                <w:sz w:val="17"/>
-              </w:rPr>
-              <w:t>none</w:t>
-            </w:r>
-          </w:p>
-        </w:tc>
-        <w:tc>
-          <w:tcPr>
-            <w:tcW w:type="dxa" w:w="1872"/>
-          </w:tcPr>
-          <w:p>
-            <w:pPr>
-              <w:spacing w:before="60" w:after="60" w:line="264" w:lineRule="auto"/>
-            </w:pPr>
-            <w:r/>
-            <w:r>
-              <w:rPr>
-                <w:b w:val="0"/>
-                <w:i w:val="0"/>
-                <w:sz w:val="17"/>
-              </w:rPr>
-              <w:t>1,096</w:t>
-            </w:r>
-          </w:p>
-        </w:tc>
-        <w:tc>
-          <w:tcPr>
-            <w:tcW w:type="dxa" w:w="1296"/>
+            <w:tcW w:type="dxa" w:w="1584"/>
           </w:tcPr>
           <w:p>
             <w:pPr>
@@ -1499,7 +1578,7 @@
       <w:tr>
         <w:tc>
           <w:tcPr>
-            <w:tcW w:type="dxa" w:w="1008"/>
+            <w:tcW w:type="dxa" w:w="864"/>
           </w:tcPr>
           <w:p>
             <w:pPr>
@@ -1518,7 +1597,7 @@
         </w:tc>
         <w:tc>
           <w:tcPr>
-            <w:tcW w:type="dxa" w:w="1584"/>
+            <w:tcW w:type="dxa" w:w="1296"/>
           </w:tcPr>
           <w:p>
             <w:pPr>
@@ -1537,7 +1616,7 @@
         </w:tc>
         <w:tc>
           <w:tcPr>
-            <w:tcW w:type="dxa" w:w="2016"/>
+            <w:tcW w:type="dxa" w:w="1728"/>
           </w:tcPr>
           <w:p>
             <w:pPr>
@@ -1556,7 +1635,26 @@
         </w:tc>
         <w:tc>
           <w:tcPr>
-            <w:tcW w:type="dxa" w:w="1872"/>
+            <w:tcW w:type="dxa" w:w="2016"/>
+          </w:tcPr>
+          <w:p>
+            <w:pPr>
+              <w:spacing w:before="60" w:after="60" w:line="264" w:lineRule="auto"/>
+            </w:pPr>
+            <w:r/>
+            <w:r>
+              <w:rPr>
+                <w:b w:val="0"/>
+                <w:i w:val="0"/>
+                <w:sz w:val="17"/>
+              </w:rPr>
+              <w:t>none</w:t>
+            </w:r>
+          </w:p>
+        </w:tc>
+        <w:tc>
+          <w:tcPr>
+            <w:tcW w:type="dxa" w:w="1584"/>
           </w:tcPr>
           <w:p>
             <w:pPr>
@@ -1575,7 +1673,7 @@
         </w:tc>
         <w:tc>
           <w:tcPr>
-            <w:tcW w:type="dxa" w:w="1296"/>
+            <w:tcW w:type="dxa" w:w="1584"/>
           </w:tcPr>
           <w:p>
             <w:pPr>
@@ -1596,7 +1694,7 @@
       <w:tr>
         <w:tc>
           <w:tcPr>
-            <w:tcW w:type="dxa" w:w="1008"/>
+            <w:tcW w:type="dxa" w:w="864"/>
           </w:tcPr>
           <w:p>
             <w:pPr>
@@ -1610,6 +1708,63 @@
                 <w:sz w:val="17"/>
               </w:rPr>
               <w:t>V8</w:t>
+            </w:r>
+          </w:p>
+        </w:tc>
+        <w:tc>
+          <w:tcPr>
+            <w:tcW w:type="dxa" w:w="1296"/>
+          </w:tcPr>
+          <w:p>
+            <w:pPr>
+              <w:spacing w:before="60" w:after="60" w:line="264" w:lineRule="auto"/>
+            </w:pPr>
+            <w:r/>
+            <w:r>
+              <w:rPr>
+                <w:b w:val="0"/>
+                <w:i w:val="0"/>
+                <w:sz w:val="17"/>
+              </w:rPr>
+              <w:t>889</w:t>
+            </w:r>
+          </w:p>
+        </w:tc>
+        <w:tc>
+          <w:tcPr>
+            <w:tcW w:type="dxa" w:w="1728"/>
+          </w:tcPr>
+          <w:p>
+            <w:pPr>
+              <w:spacing w:before="60" w:after="60" w:line="264" w:lineRule="auto"/>
+            </w:pPr>
+            <w:r/>
+            <w:r>
+              <w:rPr>
+                <w:b w:val="0"/>
+                <w:i w:val="0"/>
+                <w:sz w:val="17"/>
+              </w:rPr>
+              <w:t>none</w:t>
+            </w:r>
+          </w:p>
+        </w:tc>
+        <w:tc>
+          <w:tcPr>
+            <w:tcW w:type="dxa" w:w="2016"/>
+          </w:tcPr>
+          <w:p>
+            <w:pPr>
+              <w:spacing w:before="60" w:after="60" w:line="264" w:lineRule="auto"/>
+            </w:pPr>
+            <w:r/>
+            <w:r>
+              <w:rPr>
+                <w:b w:val="0"/>
+                <w:i w:val="0"/>
+                <w:sz w:val="17"/>
+              </w:rPr>
+              <w:t>none</w:t>
             </w:r>
           </w:p>
         </w:tc>
@@ -1634,45 +1789,7 @@
         </w:tc>
         <w:tc>
           <w:tcPr>
-            <w:tcW w:type="dxa" w:w="2016"/>
-          </w:tcPr>
-          <w:p>
-            <w:pPr>
-              <w:spacing w:before="60" w:after="60" w:line="264" w:lineRule="auto"/>
-            </w:pPr>
-            <w:r/>
-            <w:r>
-              <w:rPr>
-                <w:b w:val="0"/>
-                <w:i w:val="0"/>
-                <w:sz w:val="17"/>
-              </w:rPr>
-              <w:t>none</w:t>
-            </w:r>
-          </w:p>
-        </w:tc>
-        <w:tc>
-          <w:tcPr>
-            <w:tcW w:type="dxa" w:w="1872"/>
-          </w:tcPr>
-          <w:p>
-            <w:pPr>
-              <w:spacing w:before="60" w:after="60" w:line="264" w:lineRule="auto"/>
-            </w:pPr>
-            <w:r/>
-            <w:r>
-              <w:rPr>
-                <w:b w:val="0"/>
-                <w:i w:val="0"/>
-                <w:sz w:val="17"/>
-              </w:rPr>
-              <w:t>889</w:t>
-            </w:r>
-          </w:p>
-        </w:tc>
-        <w:tc>
-          <w:tcPr>
-            <w:tcW w:type="dxa" w:w="1296"/>
+            <w:tcW w:type="dxa" w:w="1584"/>
           </w:tcPr>
           <w:p>
             <w:pPr>
@@ -1693,7 +1810,7 @@
       <w:tr>
         <w:tc>
           <w:tcPr>
-            <w:tcW w:type="dxa" w:w="1008"/>
+            <w:tcW w:type="dxa" w:w="864"/>
           </w:tcPr>
           <w:p>
             <w:pPr>
@@ -1712,7 +1829,7 @@
         </w:tc>
         <w:tc>
           <w:tcPr>
-            <w:tcW w:type="dxa" w:w="1584"/>
+            <w:tcW w:type="dxa" w:w="1296"/>
           </w:tcPr>
           <w:p>
             <w:pPr>
@@ -1731,7 +1848,7 @@
         </w:tc>
         <w:tc>
           <w:tcPr>
-            <w:tcW w:type="dxa" w:w="2016"/>
+            <w:tcW w:type="dxa" w:w="1728"/>
           </w:tcPr>
           <w:p>
             <w:pPr>
@@ -1750,7 +1867,26 @@
         </w:tc>
         <w:tc>
           <w:tcPr>
-            <w:tcW w:type="dxa" w:w="1872"/>
+            <w:tcW w:type="dxa" w:w="2016"/>
+          </w:tcPr>
+          <w:p>
+            <w:pPr>
+              <w:spacing w:before="60" w:after="60" w:line="264" w:lineRule="auto"/>
+            </w:pPr>
+            <w:r/>
+            <w:r>
+              <w:rPr>
+                <w:b w:val="0"/>
+                <w:i w:val="0"/>
+                <w:sz w:val="17"/>
+              </w:rPr>
+              <w:t>none</w:t>
+            </w:r>
+          </w:p>
+        </w:tc>
+        <w:tc>
+          <w:tcPr>
+            <w:tcW w:type="dxa" w:w="1584"/>
           </w:tcPr>
           <w:p>
             <w:pPr>
@@ -1769,7 +1905,7 @@
         </w:tc>
         <w:tc>
           <w:tcPr>
-            <w:tcW w:type="dxa" w:w="1296"/>
+            <w:tcW w:type="dxa" w:w="1584"/>
           </w:tcPr>
           <w:p>
             <w:pPr>
@@ -1790,7 +1926,7 @@
       <w:tr>
         <w:tc>
           <w:tcPr>
-            <w:tcW w:type="dxa" w:w="1008"/>
+            <w:tcW w:type="dxa" w:w="864"/>
           </w:tcPr>
           <w:p>
             <w:pPr>
@@ -1809,7 +1945,7 @@
         </w:tc>
         <w:tc>
           <w:tcPr>
-            <w:tcW w:type="dxa" w:w="1584"/>
+            <w:tcW w:type="dxa" w:w="1296"/>
           </w:tcPr>
           <w:p>
             <w:pPr>
@@ -1828,7 +1964,7 @@
         </w:tc>
         <w:tc>
           <w:tcPr>
-            <w:tcW w:type="dxa" w:w="2016"/>
+            <w:tcW w:type="dxa" w:w="1728"/>
           </w:tcPr>
           <w:p>
             <w:pPr>
@@ -1847,7 +1983,26 @@
         </w:tc>
         <w:tc>
           <w:tcPr>
-            <w:tcW w:type="dxa" w:w="1872"/>
+            <w:tcW w:type="dxa" w:w="2016"/>
+          </w:tcPr>
+          <w:p>
+            <w:pPr>
+              <w:spacing w:before="60" w:after="60" w:line="264" w:lineRule="auto"/>
+            </w:pPr>
+            <w:r/>
+            <w:r>
+              <w:rPr>
+                <w:b w:val="0"/>
+                <w:i w:val="0"/>
+                <w:sz w:val="17"/>
+              </w:rPr>
+              <w:t>none</w:t>
+            </w:r>
+          </w:p>
+        </w:tc>
+        <w:tc>
+          <w:tcPr>
+            <w:tcW w:type="dxa" w:w="1584"/>
           </w:tcPr>
           <w:p>
             <w:pPr>
@@ -1866,7 +2021,7 @@
         </w:tc>
         <w:tc>
           <w:tcPr>
-            <w:tcW w:type="dxa" w:w="1296"/>
+            <w:tcW w:type="dxa" w:w="1584"/>
           </w:tcPr>
           <w:p>
             <w:pPr>
@@ -1887,7 +2042,7 @@
       <w:tr>
         <w:tc>
           <w:tcPr>
-            <w:tcW w:type="dxa" w:w="1008"/>
+            <w:tcW w:type="dxa" w:w="864"/>
           </w:tcPr>
           <w:p>
             <w:pPr>
@@ -1906,7 +2061,7 @@
         </w:tc>
         <w:tc>
           <w:tcPr>
-            <w:tcW w:type="dxa" w:w="1584"/>
+            <w:tcW w:type="dxa" w:w="1296"/>
           </w:tcPr>
           <w:p>
             <w:pPr>
@@ -1925,7 +2080,7 @@
         </w:tc>
         <w:tc>
           <w:tcPr>
-            <w:tcW w:type="dxa" w:w="2016"/>
+            <w:tcW w:type="dxa" w:w="1728"/>
           </w:tcPr>
           <w:p>
             <w:pPr>
@@ -1944,7 +2099,26 @@
         </w:tc>
         <w:tc>
           <w:tcPr>
-            <w:tcW w:type="dxa" w:w="1872"/>
+            <w:tcW w:type="dxa" w:w="2016"/>
+          </w:tcPr>
+          <w:p>
+            <w:pPr>
+              <w:spacing w:before="60" w:after="60" w:line="264" w:lineRule="auto"/>
+            </w:pPr>
+            <w:r/>
+            <w:r>
+              <w:rPr>
+                <w:b w:val="0"/>
+                <w:i w:val="0"/>
+                <w:sz w:val="17"/>
+              </w:rPr>
+              <w:t>none</w:t>
+            </w:r>
+          </w:p>
+        </w:tc>
+        <w:tc>
+          <w:tcPr>
+            <w:tcW w:type="dxa" w:w="1584"/>
           </w:tcPr>
           <w:p>
             <w:pPr>
@@ -1963,7 +2137,7 @@
         </w:tc>
         <w:tc>
           <w:tcPr>
-            <w:tcW w:type="dxa" w:w="1296"/>
+            <w:tcW w:type="dxa" w:w="1584"/>
           </w:tcPr>
           <w:p>
             <w:pPr>
@@ -1998,7 +2172,7 @@
           <w:color w:val="5A6B82"/>
           <w:sz w:val="19"/>
         </w:rPr>
-        <w:t>Counting method: whitespace-delimited tokens of the spoken stream only, with section labels, block labels, headers, recording direction and bracketed production notes excluded before counting. The same method is used for the master and the thought-block copy.</w:t>
+        <w:t>The restored introduction and the approved hypothetical opening are separate approvals and are shown separately. V4 is the only video with a hook delta: 960 intake words, plus 74 for the introduction, plus 2 for the opening, is 1036. Counting method: whitespace-delimited tokens of the spoken stream only, with section labels, block labels, headers, recording direction and bracketed production notes excluded. The same method is used for the master and the thought-block copy.</w:t>
       </w:r>
     </w:p>
     <w:p>

--- a/deliverables/V4-V11_SYNC/SHARED/V4-V11_COMBINED_SOURCE_MANIFEST.docx
+++ b/deliverables/V4-V11_SYNC/SHARED/V4-V11_COMBINED_SOURCE_MANIFEST.docx
@@ -68,7 +68,7 @@
         <w:rPr>
           <w:sz w:val="21"/>
         </w:rPr>
-        <w:t>Thursday, September 17, 2026 | 12:57 PM CT</w:t>
+        <w:t>Saturday, September 19, 2026 | 6:36 AM CT</w:t>
       </w:r>
     </w:p>
     <w:p>

--- a/deliverables/V4-V11_SYNC/SHARED/V4-V11_COMBINED_SOURCE_MANIFEST.docx
+++ b/deliverables/V4-V11_SYNC/SHARED/V4-V11_COMBINED_SOURCE_MANIFEST.docx
@@ -68,7 +68,7 @@
         <w:rPr>
           <w:sz w:val="21"/>
         </w:rPr>
-        <w:t>Saturday, September 19, 2026 | 6:36 AM CT</w:t>
+        <w:t>Saturday, September 19, 2026 | 7:08 AM CT</w:t>
       </w:r>
     </w:p>
     <w:p>
